--- a/manuscript/Figure_legends_v2.docx
+++ b/manuscript/Figure_legends_v2.docx
@@ -2,7 +2,7 @@
 <file path=word/document.xml><?xml version="1.0" encoding="utf-8"?>
 <w:document xmlns:w="http://schemas.openxmlformats.org/wordprocessingml/2006/main" xmlns:m="http://schemas.openxmlformats.org/officeDocument/2006/math" xmlns:r="http://schemas.openxmlformats.org/officeDocument/2006/relationships" xmlns:o="urn:schemas-microsoft-com:office:office" xmlns:v="urn:schemas-microsoft-com:vml" xmlns:w10="urn:schemas-microsoft-com:office:word" xmlns:a="http://schemas.openxmlformats.org/drawingml/2006/main" xmlns:pic="http://schemas.openxmlformats.org/drawingml/2006/picture" xmlns:wp="http://schemas.openxmlformats.org/drawingml/2006/wordprocessingDrawing">
   <w:body>
-    <w:bookmarkStart w:id="33" w:name="X603a5e639d7e49819cdf6c0f34c774ae7b5d423"/>
+    <w:bookmarkStart w:id="36" w:name="X603a5e639d7e49819cdf6c0f34c774ae7b5d423"/>
     <w:p>
       <w:pPr>
         <w:pStyle w:val="Heading1"/>
@@ -147,7 +147,7 @@
         </w:pict>
       </w:r>
     </w:p>
-    <w:bookmarkStart w:id="15" w:name="main-figures"/>
+    <w:bookmarkStart w:id="16" w:name="main-figures"/>
     <w:p>
       <w:pPr>
         <w:pStyle w:val="Heading2"/>
@@ -965,6 +965,50 @@
           <w:i/>
           <w:iCs/>
         </w:rPr>
+        <w:t xml:space="preserve">;</w:t>
+      </w:r>
+      <w:r>
+        <w:rPr>
+          <w:i/>
+          <w:iCs/>
+        </w:rPr>
+        <w:t xml:space="preserve"> </w:t>
+      </w:r>
+      <w:r>
+        <w:rPr>
+          <w:rStyle w:val="VerbatimChar"/>
+          <w:i/>
+          <w:iCs/>
+        </w:rPr>
+        <w:t xml:space="preserve">revision/Fig_ext_Sphingo_ANI.png</w:t>
+      </w:r>
+      <w:r>
+        <w:rPr>
+          <w:i/>
+          <w:iCs/>
+        </w:rPr>
+        <w:t xml:space="preserve">,</w:t>
+      </w:r>
+      <w:r>
+        <w:rPr>
+          <w:i/>
+          <w:iCs/>
+        </w:rPr>
+        <w:t xml:space="preserve"> </w:t>
+      </w:r>
+      <w:r>
+        <w:rPr>
+          <w:rStyle w:val="VerbatimChar"/>
+          <w:i/>
+          <w:iCs/>
+        </w:rPr>
+        <w:t xml:space="preserve">.pdf</w:t>
+      </w:r>
+      <w:r>
+        <w:rPr>
+          <w:i/>
+          <w:iCs/>
+        </w:rPr>
         <w:t xml:space="preserve">)</w:t>
       </w:r>
     </w:p>
@@ -983,7 +1027,7 @@
         <w:t xml:space="preserve"> </w:t>
       </w:r>
       <w:r>
-        <w:t xml:space="preserve">Novelty screen. Each MAG is one point; the y-axis is the GTDB closest-reference ANI, and the dashed red line marks the 95 % species cutoff. Hero-lineage MAGs are enlarged and red-labelled. Twenty-one of 111 MAGs fall below 95 %, including S13 and S16 (no species-level ANI available).</w:t>
+        <w:t xml:space="preserve">Novelty screen within the 111-MAG panel. Each MAG is one point; the y-axis is the GTDB closest-reference ANI, and the dashed red line marks the 95 % species cutoff. Hero-lineage MAGs are enlarged and red-labelled. Twenty-one of 111 MAGs fall below 95 %, including S13 and S16 (no species-level ANI available).</w:t>
       </w:r>
       <w:r>
         <w:t xml:space="preserve"> </w:t>
@@ -1017,6 +1061,80 @@
       <w:r>
         <w:t xml:space="preserve">MAGs, computed from reciprocal-best mmseqs2 easy-search hits. Dashed vertical lines mark the 95 % (species) and 70 % (genus) AAI thresholds. Maximum AAI = 93.15 % (S13 vs V3) and 93.49 % (S16 vs S23); both well below the species threshold.</w:t>
       </w:r>
+      <w:r>
+        <w:t xml:space="preserve"> </w:t>
+      </w:r>
+      <w:r>
+        <w:rPr>
+          <w:b/>
+          <w:bCs/>
+        </w:rPr>
+        <w:t xml:space="preserve">(c)</w:t>
+      </w:r>
+      <w:r>
+        <w:t xml:space="preserve"> </w:t>
+      </w:r>
+      <w:r>
+        <w:t xml:space="preserve">External validation — pairwise skani ANI of the six study</w:t>
+      </w:r>
+      <w:r>
+        <w:t xml:space="preserve"> </w:t>
+      </w:r>
+      <w:r>
+        <w:rPr>
+          <w:i/>
+          <w:iCs/>
+        </w:rPr>
+        <w:t xml:space="preserve">Sphingobacterium</w:t>
+      </w:r>
+      <w:r>
+        <w:t xml:space="preserve"> </w:t>
+      </w:r>
+      <w:r>
+        <w:t xml:space="preserve">MAGs against the 63 RefSeq reference</w:t>
+      </w:r>
+      <w:r>
+        <w:t xml:space="preserve"> </w:t>
+      </w:r>
+      <w:r>
+        <w:rPr>
+          <w:i/>
+          <w:iCs/>
+        </w:rPr>
+        <w:t xml:space="preserve">Sphingobacterium</w:t>
+      </w:r>
+      <w:r>
+        <w:t xml:space="preserve"> </w:t>
+      </w:r>
+      <w:r>
+        <w:t xml:space="preserve">genomes (NCBI Datasets v16). Each panel ranks RefSeq genomes by descending ANI; the dashed red line marks the 95 % species cutoff, and bar colour encodes classification (red = species match, blue = sub-species). S13 (max ANI 94.57 % to</w:t>
+      </w:r>
+      <w:r>
+        <w:t xml:space="preserve"> </w:t>
+      </w:r>
+      <w:r>
+        <w:rPr>
+          <w:i/>
+          <w:iCs/>
+        </w:rPr>
+        <w:t xml:space="preserve">S. detergens</w:t>
+      </w:r>
+      <w:r>
+        <w:t xml:space="preserve">) and S16 (max ANI 93.85 % to</w:t>
+      </w:r>
+      <w:r>
+        <w:t xml:space="preserve"> </w:t>
+      </w:r>
+      <w:r>
+        <w:rPr>
+          <w:i/>
+          <w:iCs/>
+        </w:rPr>
+        <w:t xml:space="preserve">S. multivorum</w:t>
+      </w:r>
+      <w:r>
+        <w:t xml:space="preserve">) remain below the cutoff against the full public genus catalogue, while S23 (98.96 %) and C22 (99.16 %) validate the pipeline by reproducing their GTDB-Tk species assignments.</w:t>
+      </w:r>
     </w:p>
     <w:bookmarkEnd w:id="13"/>
     <w:bookmarkStart w:id="14" w:name="Xed3472ef6d18e024fad45c881cde15f74758ee2"/>
@@ -1137,6 +1255,164 @@
           <w:rStyle w:val="VerbatimChar"/>
         </w:rPr>
         <w:t xml:space="preserve">Hero_vs_Rest_permutation_stats.csv</w:t>
+      </w:r>
+      <w:r>
+        <w:t xml:space="preserve">).</w:t>
+      </w:r>
+    </w:p>
+    <w:bookmarkEnd w:id="14"/>
+    <w:bookmarkStart w:id="15" w:name="Xaccff2c076e6cfe0f873525afdd804c5054810e"/>
+    <w:p>
+      <w:pPr>
+        <w:pStyle w:val="Heading3"/>
+      </w:pPr>
+      <w:r>
+        <w:t xml:space="preserve">Figure 7 | Pan-genome and trait-module PCoA by waste source.</w:t>
+      </w:r>
+    </w:p>
+    <w:p>
+      <w:pPr>
+        <w:pStyle w:val="FirstParagraph"/>
+      </w:pPr>
+      <w:r>
+        <w:rPr>
+          <w:i/>
+          <w:iCs/>
+        </w:rPr>
+        <w:t xml:space="preserve">(</w:t>
+      </w:r>
+      <w:r>
+        <w:rPr>
+          <w:rStyle w:val="VerbatimChar"/>
+          <w:i/>
+          <w:iCs/>
+        </w:rPr>
+        <w:t xml:space="preserve">revision/Fig_PCoA_source_genus.png</w:t>
+      </w:r>
+      <w:r>
+        <w:rPr>
+          <w:i/>
+          <w:iCs/>
+        </w:rPr>
+        <w:t xml:space="preserve">,</w:t>
+      </w:r>
+      <w:r>
+        <w:rPr>
+          <w:i/>
+          <w:iCs/>
+        </w:rPr>
+        <w:t xml:space="preserve"> </w:t>
+      </w:r>
+      <w:r>
+        <w:rPr>
+          <w:rStyle w:val="VerbatimChar"/>
+          <w:i/>
+          <w:iCs/>
+        </w:rPr>
+        <w:t xml:space="preserve">.pdf</w:t>
+      </w:r>
+      <w:r>
+        <w:rPr>
+          <w:i/>
+          <w:iCs/>
+        </w:rPr>
+        <w:t xml:space="preserve">;</w:t>
+      </w:r>
+      <w:r>
+        <w:rPr>
+          <w:i/>
+          <w:iCs/>
+        </w:rPr>
+        <w:t xml:space="preserve"> </w:t>
+      </w:r>
+      <w:r>
+        <w:rPr>
+          <w:rStyle w:val="VerbatimChar"/>
+          <w:i/>
+          <w:iCs/>
+        </w:rPr>
+        <w:t xml:space="preserve">revision/Fig_PCoA_trait_source.png</w:t>
+      </w:r>
+      <w:r>
+        <w:rPr>
+          <w:i/>
+          <w:iCs/>
+        </w:rPr>
+        <w:t xml:space="preserve">,</w:t>
+      </w:r>
+      <w:r>
+        <w:rPr>
+          <w:i/>
+          <w:iCs/>
+        </w:rPr>
+        <w:t xml:space="preserve"> </w:t>
+      </w:r>
+      <w:r>
+        <w:rPr>
+          <w:rStyle w:val="VerbatimChar"/>
+          <w:i/>
+          <w:iCs/>
+        </w:rPr>
+        <w:t xml:space="preserve">.pdf</w:t>
+      </w:r>
+      <w:r>
+        <w:rPr>
+          <w:i/>
+          <w:iCs/>
+        </w:rPr>
+        <w:t xml:space="preserve">)</w:t>
+      </w:r>
+    </w:p>
+    <w:p>
+      <w:pPr>
+        <w:pStyle w:val="BodyText"/>
+      </w:pPr>
+      <w:r>
+        <w:rPr>
+          <w:b/>
+          <w:bCs/>
+        </w:rPr>
+        <w:t xml:space="preserve">(a)</w:t>
+      </w:r>
+      <w:r>
+        <w:t xml:space="preserve"> </w:t>
+      </w:r>
+      <w:r>
+        <w:t xml:space="preserve">Jaccard-based Principal Coordinates Analysis of Panaroo gene presence/absence (filtered to 9,668 genes at 5–95 % prevalence). Points are coloured by waste source (red cattle, blue swine, green sheep, orange poultry); hero-lineage MAGs are highlighted with an open red ring and label. PERMANOVA identifies GTDB genus as the dominant structuring variable (pseudo-F = 8.21, p = 0.001) but only weak differentiation by waste source (pseudo-F = 1.25, p = 0.11).</w:t>
+      </w:r>
+      <w:r>
+        <w:t xml:space="preserve"> </w:t>
+      </w:r>
+      <w:r>
+        <w:rPr>
+          <w:b/>
+          <w:bCs/>
+        </w:rPr>
+        <w:t xml:space="preserve">(b)</w:t>
+      </w:r>
+      <w:r>
+        <w:t xml:space="preserve"> </w:t>
+      </w:r>
+      <w:r>
+        <w:t xml:space="preserve">Euclidean PCoA of per-10³-CDS-normalised counts across 38 trait-module subcategories. In contrast to panel (a), trait distribution is strongly structured by waste source (PERMANOVA pseudo-F = 34.19, p = 0.001). Hero-lineage MAGs consistently project onto the</w:t>
+      </w:r>
+      <w:r>
+        <w:t xml:space="preserve"> </w:t>
+      </w:r>
+      <w:r>
+        <w:t xml:space="preserve">“functionally extreme”</w:t>
+      </w:r>
+      <w:r>
+        <w:t xml:space="preserve"> </w:t>
+      </w:r>
+      <w:r>
+        <w:t xml:space="preserve">tail of the ordination regardless of origin, supporting their interpretation as environmentally specialised lineages rather than source-specific outliers. Pairwise PERMANOVA and post-hoc q-values are listed in Supplementary Table S9 (</w:t>
+      </w:r>
+      <w:r>
+        <w:rPr>
+          <w:rStyle w:val="VerbatimChar"/>
+        </w:rPr>
+        <w:t xml:space="preserve">PCoA_pairwise_PERMANOVA.csv</w:t>
       </w:r>
       <w:r>
         <w:t xml:space="preserve">).</w:t>
@@ -1149,9 +1425,9 @@
         </w:pict>
       </w:r>
     </w:p>
-    <w:bookmarkEnd w:id="14"/>
     <w:bookmarkEnd w:id="15"/>
-    <w:bookmarkStart w:id="23" w:name="supplementary-figures"/>
+    <w:bookmarkEnd w:id="16"/>
+    <w:bookmarkStart w:id="24" w:name="supplementary-figures"/>
     <w:p>
       <w:pPr>
         <w:pStyle w:val="Heading2"/>
@@ -1160,7 +1436,7 @@
         <w:t xml:space="preserve">Supplementary figures</w:t>
       </w:r>
     </w:p>
-    <w:bookmarkStart w:id="16" w:name="X5cec45ac5acae7c05c6663a264b2439597e784c"/>
+    <w:bookmarkStart w:id="17" w:name="X5cec45ac5acae7c05c6663a264b2439597e784c"/>
     <w:p>
       <w:pPr>
         <w:pStyle w:val="Heading3"/>
@@ -1224,8 +1500,8 @@
         <w:t xml:space="preserve">Keyword-based EPS/biofilm heat map (per 10³ CDS) covering pel, psl, pga, cellulose (bcs), alginate (alg), curli (csg), colanic (wca), capsule (wz*/cps), adhesin/autotransporter, and quorum-sensing subcategories. Hero-lineage rows red bold.</w:t>
       </w:r>
     </w:p>
-    <w:bookmarkEnd w:id="16"/>
-    <w:bookmarkStart w:id="17" w:name="Xb9af130ca78e79ff2ca30de0cf8bc3cae98b63c"/>
+    <w:bookmarkEnd w:id="17"/>
+    <w:bookmarkStart w:id="18" w:name="Xb9af130ca78e79ff2ca30de0cf8bc3cae98b63c"/>
     <w:p>
       <w:pPr>
         <w:pStyle w:val="Heading3"/>
@@ -1289,8 +1565,8 @@
         <w:t xml:space="preserve">Heat map of urea transport (urt, urea transporter), GS-GOGAT (glnA, gltBD), GDH, AmtB, PII regulators (glnB/K) and nitrate/nitrite reductase pathways.</w:t>
       </w:r>
     </w:p>
-    <w:bookmarkEnd w:id="17"/>
-    <w:bookmarkStart w:id="18" w:name="X147a0854000d6ee2654e899492ebad4fbd338d0"/>
+    <w:bookmarkEnd w:id="18"/>
+    <w:bookmarkStart w:id="19" w:name="X147a0854000d6ee2654e899492ebad4fbd338d0"/>
     <w:p>
       <w:pPr>
         <w:pStyle w:val="Heading3"/>
@@ -1488,8 +1764,8 @@
         <w:t xml:space="preserve">).</w:t>
       </w:r>
     </w:p>
-    <w:bookmarkEnd w:id="18"/>
-    <w:bookmarkStart w:id="19" w:name="Xd1dbe410483cbb45ec461504988f1ff7bee79fe"/>
+    <w:bookmarkEnd w:id="19"/>
+    <w:bookmarkStart w:id="20" w:name="Xd1dbe410483cbb45ec461504988f1ff7bee79fe"/>
     <w:p>
       <w:pPr>
         <w:pStyle w:val="Heading3"/>
@@ -1597,8 +1873,8 @@
         <w:t xml:space="preserve">Keyword-based CAZy proxy heat map and dbCAN-derived class-level and family-level profiles. Both approaches identify hero-lineage enrichment of glycoside hydrolases and carbohydrate-binding modules.</w:t>
       </w:r>
     </w:p>
-    <w:bookmarkEnd w:id="19"/>
-    <w:bookmarkStart w:id="20" w:name="Xb83b25db44490160c281bba94175869c92956cb"/>
+    <w:bookmarkEnd w:id="20"/>
+    <w:bookmarkStart w:id="21" w:name="Xb83b25db44490160c281bba94175869c92956cb"/>
     <w:p>
       <w:pPr>
         <w:pStyle w:val="Heading3"/>
@@ -1685,8 +1961,8 @@
         <w:t xml:space="preserve">MATE), aminoglycoside/tetracycline/macrolide determinants.</w:t>
       </w:r>
     </w:p>
-    <w:bookmarkEnd w:id="20"/>
-    <w:bookmarkStart w:id="21" w:name="X4b4279f941ed1a9d75c4cba0d4dd57a74ea43ce"/>
+    <w:bookmarkEnd w:id="21"/>
+    <w:bookmarkStart w:id="22" w:name="X4b4279f941ed1a9d75c4cba0d4dd57a74ea43ce"/>
     <w:p>
       <w:pPr>
         <w:pStyle w:val="Heading3"/>
@@ -1750,8 +2026,8 @@
         <w:t xml:space="preserve">skani whole-genome ANI heat map among the six hero-lineage MAGs.</w:t>
       </w:r>
     </w:p>
-    <w:bookmarkEnd w:id="21"/>
-    <w:bookmarkStart w:id="22" w:name="figure-s7-urec-gene-tree-topology."/>
+    <w:bookmarkEnd w:id="22"/>
+    <w:bookmarkStart w:id="23" w:name="figure-s7-urec-gene-tree-topology."/>
     <w:p>
       <w:pPr>
         <w:pStyle w:val="Heading3"/>
@@ -1838,9 +2114,9 @@
         </w:pict>
       </w:r>
     </w:p>
-    <w:bookmarkEnd w:id="22"/>
     <w:bookmarkEnd w:id="23"/>
-    <w:bookmarkStart w:id="32" w:name="supplementary-tables"/>
+    <w:bookmarkEnd w:id="24"/>
+    <w:bookmarkStart w:id="35" w:name="supplementary-tables"/>
     <w:p>
       <w:pPr>
         <w:pStyle w:val="Heading2"/>
@@ -1849,7 +2125,7 @@
         <w:t xml:space="preserve">Supplementary tables</w:t>
       </w:r>
     </w:p>
-    <w:bookmarkStart w:id="24" w:name="table-s1-mag-statistics-and-taxonomy."/>
+    <w:bookmarkStart w:id="25" w:name="table-s1-mag-statistics-and-taxonomy."/>
     <w:p>
       <w:pPr>
         <w:pStyle w:val="Heading3"/>
@@ -1915,8 +2191,8 @@
         <w:t xml:space="preserve">MAGs; and per-hero cluster-contiguity audit.</w:t>
       </w:r>
     </w:p>
-    <w:bookmarkEnd w:id="24"/>
-    <w:bookmarkStart w:id="25" w:name="Xdd1c4bdd0f1842936e72b49a620338be20a284d"/>
+    <w:bookmarkEnd w:id="25"/>
+    <w:bookmarkStart w:id="26" w:name="Xdd1c4bdd0f1842936e72b49a620338be20a284d"/>
     <w:p>
       <w:pPr>
         <w:pStyle w:val="Heading3"/>
@@ -1966,8 +2242,8 @@
         <w:t xml:space="preserve">.) Keyword definitions for the six trait modules; raw and per-10³-CDS normalised hit counts for every MAG × subcategory; observed fold change, bootstrap 95 % CI, one-sided permutation p-value (10,000 iterations) and Mann–Whitney U p-value with Benjamini–Hochberg q-values at the module level.</w:t>
       </w:r>
     </w:p>
-    <w:bookmarkEnd w:id="25"/>
-    <w:bookmarkStart w:id="26" w:name="X62c05729cd0c7269cf61d40a4e4fa87f19f5bc0"/>
+    <w:bookmarkEnd w:id="26"/>
+    <w:bookmarkStart w:id="27" w:name="X62c05729cd0c7269cf61d40a4e4fa87f19f5bc0"/>
     <w:p>
       <w:pPr>
         <w:pStyle w:val="Heading3"/>
@@ -2081,8 +2357,8 @@
         <w:t xml:space="preserve">copy in every hero MAG.</w:t>
       </w:r>
     </w:p>
-    <w:bookmarkEnd w:id="26"/>
-    <w:bookmarkStart w:id="27" w:name="X0bd92b79d6ac8430da2d766ed72271ec47a3ea7"/>
+    <w:bookmarkEnd w:id="27"/>
+    <w:bookmarkStart w:id="28" w:name="X0bd92b79d6ac8430da2d766ed72271ec47a3ea7"/>
     <w:p>
       <w:pPr>
         <w:pStyle w:val="Heading3"/>
@@ -2148,8 +2424,8 @@
         <w:t xml:space="preserve">MAGs.</w:t>
       </w:r>
     </w:p>
-    <w:bookmarkEnd w:id="27"/>
-    <w:bookmarkStart w:id="28" w:name="table-s5-dram-distillate-outputs."/>
+    <w:bookmarkEnd w:id="28"/>
+    <w:bookmarkStart w:id="29" w:name="table-s5-dram-distillate-outputs."/>
     <w:p>
       <w:pPr>
         <w:pStyle w:val="Heading3"/>
@@ -2214,8 +2490,8 @@
         <w:t xml:space="preserve">output covering 98 modules across 111 MAGs, including Excel workbook and interactive HTML product report.</w:t>
       </w:r>
     </w:p>
-    <w:bookmarkEnd w:id="28"/>
-    <w:bookmarkStart w:id="29" w:name="table-s6-dbcan-cazyme-profile."/>
+    <w:bookmarkEnd w:id="29"/>
+    <w:bookmarkStart w:id="30" w:name="table-s6-dbcan-cazyme-profile."/>
     <w:p>
       <w:pPr>
         <w:pStyle w:val="Heading3"/>
@@ -2289,8 +2565,8 @@
         <w:t xml:space="preserve">.) CAZy class- and family-level counts and hero-vs-rest comparison derived from the DRAM dbCAN annotation column.</w:t>
       </w:r>
     </w:p>
-    <w:bookmarkEnd w:id="29"/>
-    <w:bookmarkStart w:id="30" w:name="Xcf70ee7649db2adab8334d20c1eb30dee460427"/>
+    <w:bookmarkEnd w:id="30"/>
+    <w:bookmarkStart w:id="31" w:name="Xcf70ee7649db2adab8334d20c1eb30dee460427"/>
     <w:p>
       <w:pPr>
         <w:pStyle w:val="Heading3"/>
@@ -2392,8 +2668,8 @@
         <w:t xml:space="preserve">.) Robinson–Foulds distance, Shimodaira–Hasegawa and approximately-unbiased test p-values, and the ML gene and species trees used for comparison.</w:t>
       </w:r>
     </w:p>
-    <w:bookmarkEnd w:id="30"/>
-    <w:bookmarkStart w:id="31" w:name="Xf0c1e612031f9b32ac6cad587e34962793cc57a"/>
+    <w:bookmarkEnd w:id="31"/>
+    <w:bookmarkStart w:id="32" w:name="Xf0c1e612031f9b32ac6cad587e34962793cc57a"/>
     <w:p>
       <w:pPr>
         <w:pStyle w:val="Heading3"/>
@@ -2447,9 +2723,147 @@
         <w:t xml:space="preserve">.) Per-MAG ANI-based novelty classification for the full panel and MIGS-lite parameters for S13 and S16.</w:t>
       </w:r>
     </w:p>
-    <w:bookmarkEnd w:id="31"/>
     <w:bookmarkEnd w:id="32"/>
+    <w:bookmarkStart w:id="33" w:name="X75ef7366676e2f0b6c58d78f259a7454ec48e32"/>
+    <w:p>
+      <w:pPr>
+        <w:pStyle w:val="Heading3"/>
+      </w:pPr>
+      <w:r>
+        <w:t xml:space="preserve">Table S9 | Pan-genome and trait-module PCoA with PERMANOVA.</w:t>
+      </w:r>
+    </w:p>
+    <w:p>
+      <w:pPr>
+        <w:pStyle w:val="FirstParagraph"/>
+      </w:pPr>
+      <w:r>
+        <w:t xml:space="preserve">(</w:t>
+      </w:r>
+      <w:r>
+        <w:rPr>
+          <w:rStyle w:val="VerbatimChar"/>
+        </w:rPr>
+        <w:t xml:space="preserve">research/revision/PCoA_panaroo_coords.csv</w:t>
+      </w:r>
+      <w:r>
+        <w:t xml:space="preserve">,</w:t>
+      </w:r>
+      <w:r>
+        <w:t xml:space="preserve"> </w:t>
+      </w:r>
+      <w:r>
+        <w:rPr>
+          <w:rStyle w:val="VerbatimChar"/>
+        </w:rPr>
+        <w:t xml:space="preserve">PCoA_PERMANOVA.csv</w:t>
+      </w:r>
+      <w:r>
+        <w:t xml:space="preserve">,</w:t>
+      </w:r>
+      <w:r>
+        <w:t xml:space="preserve"> </w:t>
+      </w:r>
+      <w:r>
+        <w:rPr>
+          <w:rStyle w:val="VerbatimChar"/>
+        </w:rPr>
+        <w:t xml:space="preserve">PCoA_pairwise_PERMANOVA.csv</w:t>
+      </w:r>
+      <w:r>
+        <w:t xml:space="preserve">.) PC1–PC3 coordinates, waste-source and genus metadata per MAG; global and pairwise post-hoc PERMANOVA pseudo-F, p-values and BH-FDR q-values for the pan-genome and trait-module ordinations shown in Fig. 7.</w:t>
+      </w:r>
+    </w:p>
     <w:bookmarkEnd w:id="33"/>
+    <w:bookmarkStart w:id="34" w:name="Xd7860746b5ed389dfaf7eb8fa087d200337fa1f"/>
+    <w:p>
+      <w:pPr>
+        <w:pStyle w:val="Heading3"/>
+      </w:pPr>
+      <w:r>
+        <w:t xml:space="preserve">Table S10 | External</w:t>
+      </w:r>
+      <w:r>
+        <w:t xml:space="preserve"> </w:t>
+      </w:r>
+      <w:r>
+        <w:rPr>
+          <w:i/>
+          <w:iCs/>
+        </w:rPr>
+        <w:t xml:space="preserve">Sphingobacterium</w:t>
+      </w:r>
+      <w:r>
+        <w:t xml:space="preserve"> </w:t>
+      </w:r>
+      <w:r>
+        <w:t xml:space="preserve">ANI comparison.</w:t>
+      </w:r>
+    </w:p>
+    <w:p>
+      <w:pPr>
+        <w:pStyle w:val="FirstParagraph"/>
+      </w:pPr>
+      <w:r>
+        <w:t xml:space="preserve">(</w:t>
+      </w:r>
+      <w:r>
+        <w:rPr>
+          <w:rStyle w:val="VerbatimChar"/>
+        </w:rPr>
+        <w:t xml:space="preserve">research/revision/ANI_ext_sphingo_matrix.csv</w:t>
+      </w:r>
+      <w:r>
+        <w:t xml:space="preserve">,</w:t>
+      </w:r>
+      <w:r>
+        <w:t xml:space="preserve"> </w:t>
+      </w:r>
+      <w:r>
+        <w:rPr>
+          <w:rStyle w:val="VerbatimChar"/>
+        </w:rPr>
+        <w:t xml:space="preserve">ANI_ext_sphingo_novelty.csv</w:t>
+      </w:r>
+      <w:r>
+        <w:t xml:space="preserve">.) Full pairwise skani ANI matrix for the six study</w:t>
+      </w:r>
+      <w:r>
+        <w:t xml:space="preserve"> </w:t>
+      </w:r>
+      <w:r>
+        <w:rPr>
+          <w:i/>
+          <w:iCs/>
+        </w:rPr>
+        <w:t xml:space="preserve">Sphingobacterium</w:t>
+      </w:r>
+      <w:r>
+        <w:t xml:space="preserve"> </w:t>
+      </w:r>
+      <w:r>
+        <w:t xml:space="preserve">MAGs against 63 RefSeq reference</w:t>
+      </w:r>
+      <w:r>
+        <w:t xml:space="preserve"> </w:t>
+      </w:r>
+      <w:r>
+        <w:rPr>
+          <w:i/>
+          <w:iCs/>
+        </w:rPr>
+        <w:t xml:space="preserve">Sphingobacterium</w:t>
+      </w:r>
+      <w:r>
+        <w:t xml:space="preserve"> </w:t>
+      </w:r>
+      <w:r>
+        <w:t xml:space="preserve">genomes, and the per-MAG nearest-reference summary used to confirm novelty of S13 and S16.</w:t>
+      </w:r>
+    </w:p>
+    <w:bookmarkEnd w:id="34"/>
+    <w:bookmarkEnd w:id="35"/>
+    <w:bookmarkEnd w:id="36"/>
     <w:sectPr>
       <w:footnotePr>
         <w:numRestart w:val="eachSect"/>

--- a/manuscript/Figure_legends_v2.docx
+++ b/manuscript/Figure_legends_v2.docx
@@ -131,7 +131,7 @@
         <w:t xml:space="preserve"> </w:t>
       </w:r>
       <w:r>
-        <w:t xml:space="preserve">“hero-lineage”</w:t>
+        <w:t xml:space="preserve">“MICP-complete”</w:t>
       </w:r>
       <w:r>
         <w:t xml:space="preserve"> </w:t>
@@ -219,7 +219,7 @@
         <w:pStyle w:val="BodyText"/>
       </w:pPr>
       <w:r>
-        <w:t xml:space="preserve">Maximum-likelihood phylogenomic tree of 111 MAGs inferred from the GTDB-Tk bac120 concatenated alignment (IQ-TREE v2.3, ModelFinder, 1,000 ultrafast bootstrap replicates; midpoint-rooted for display). The left colour strip encodes GTDB-Tk genus assignment (legend: top ten genera with sample counts). MAG identifiers and, where available, GTDB species annotations follow the colour strip; hero-lineage MAGs are highlighted in red bold. The right-hand heat map shows presence (dark green) or absence (white) of the eight MICP-associated genes</w:t>
+        <w:t xml:space="preserve">Maximum-likelihood phylogenomic tree of 111 MAGs inferred from the GTDB-Tk bac120 concatenated alignment (IQ-TREE v2.3, ModelFinder, 1,000 ultrafast bootstrap replicates; midpoint-rooted for display). The left colour strip encodes GTDB-Tk genus assignment (legend: top ten genera with sample counts). MAG identifiers and, where available, GTDB species annotations follow the colour strip; MICP-complete MAGs are highlighted in red bold. The right-hand heat map shows presence (dark green) or absence (white) of the eight MICP-associated genes</w:t>
       </w:r>
       <w:r>
         <w:t xml:space="preserve"> </w:t>
@@ -281,13 +281,13 @@
       </w:r>
     </w:p>
     <w:bookmarkEnd w:id="9"/>
-    <w:bookmarkStart w:id="10" w:name="X3db2769a0a692bb249508a0bffbcee1b98cd308"/>
+    <w:bookmarkStart w:id="10" w:name="Xa7dc4e416dccfb00975973d7258f53c1fabb8b1"/>
     <w:p>
       <w:pPr>
         <w:pStyle w:val="Heading3"/>
       </w:pPr>
       <w:r>
-        <w:t xml:space="preserve">Figure 2 | MICP module completeness across genera and gene-level prevalence in hero-lineage MAGs.</w:t>
+        <w:t xml:space="preserve">Figure 2 | MICP module completeness across genera and gene-level prevalence in MICP-complete MAGs.</w:t>
       </w:r>
     </w:p>
     <w:p>
@@ -383,7 +383,7 @@
         <w:t xml:space="preserve">cah</w:t>
       </w:r>
       <w:r>
-        <w:t xml:space="preserve">; maximum = 8) by GTDB-Tk genus, sorted by mean. Boxes show median and inter-quartile range; individual MAGs are overlaid as grey points; hero-lineage MAGs are superimposed as enlarged red circles.</w:t>
+        <w:t xml:space="preserve">; maximum = 8) by GTDB-Tk genus, sorted by mean. Boxes show median and inter-quartile range; individual MAGs are overlaid as grey points; MICP-complete MAGs are superimposed as enlarged red circles.</w:t>
       </w:r>
       <w:r>
         <w:t xml:space="preserve"> </w:t>
@@ -399,7 +399,7 @@
         <w:t xml:space="preserve"> </w:t>
       </w:r>
       <w:r>
-        <w:t xml:space="preserve">Per-gene prevalence of the eight MICP genes in the hero-lineage set (red, n = 6) versus the remaining 105 MAGs (grey). Hero-lineage MAGs maintain 100 % prevalence of every</w:t>
+        <w:t xml:space="preserve">Per-gene prevalence of the eight MICP genes in the MICP-complete set (red, n = 6) versus the remaining 105 MAGs (grey). MICP-complete MAGs maintain 100 % prevalence of every</w:t>
       </w:r>
       <w:r>
         <w:t xml:space="preserve"> </w:t>
@@ -428,11 +428,11 @@
         <w:t xml:space="preserve">cah</w:t>
       </w:r>
       <w:r>
-        <w:t xml:space="preserve">, whereas the non-hero background retains the same genes at 55–85 %.</w:t>
+        <w:t xml:space="preserve">, whereas the non-MICP-complete background retains the same genes at 55–85 %.</w:t>
       </w:r>
     </w:p>
     <w:bookmarkEnd w:id="10"/>
-    <w:bookmarkStart w:id="11" w:name="X58602ceb74034cf488bc04a3066e8859bf1fbaa"/>
+    <w:bookmarkStart w:id="11" w:name="X3aac9793c4b63817f6e2d82b3a502410d23d51b"/>
     <w:p>
       <w:pPr>
         <w:pStyle w:val="Heading3"/>
@@ -454,7 +454,7 @@
         <w:t xml:space="preserve"> </w:t>
       </w:r>
       <w:r>
-        <w:t xml:space="preserve">operon across hero-lineage MAGs.</w:t>
+        <w:t xml:space="preserve">operon across MICP-complete MAGs.</w:t>
       </w:r>
     </w:p>
     <w:p>
@@ -524,7 +524,7 @@
         <w:t xml:space="preserve">ure</w:t>
       </w:r>
       <w:r>
-        <w:t xml:space="preserve">-containing contig in each hero-lineage Bakta annotation. Each horizontal track represents the ≤ 40 kb window with the greatest number of</w:t>
+        <w:t xml:space="preserve">-containing contig in each MICP-complete Bakta annotation. Each horizontal track represents the ≤ 40 kb window with the greatest number of</w:t>
       </w:r>
       <w:r>
         <w:t xml:space="preserve"> </w:t>
@@ -684,7 +684,7 @@
         <w:t xml:space="preserve"> </w:t>
       </w:r>
       <w:r>
-        <w:t xml:space="preserve">genes are recovered on a single contig within a 5.9–28.6 kb window in the three best-assembled hero MAGs (M1, S13, S16); in C22, S23 and S26 a subset of</w:t>
+        <w:t xml:space="preserve">genes are recovered on a single contig within a 5.9–28.6 kb window in the three best-assembled MICP-complete MAGs (M1, S13, S16); in C22, S23 and S26 a subset of</w:t>
       </w:r>
       <w:r>
         <w:t xml:space="preserve"> </w:t>
@@ -700,17 +700,17 @@
         <w:t xml:space="preserve"> </w:t>
       </w:r>
       <w:r>
-        <w:t xml:space="preserve">genes is retained on the main contig (4–5 / 7) with the remainder on secondary contigs, consistent with assembly fragmentation (Table 1). No transposase, integrase, prophage or relaxase gene is detected in ±15 kb flanking any hero cluster (Supplementary Table S3).</w:t>
+        <w:t xml:space="preserve">genes is retained on the main contig (4–5 / 7) with the remainder on secondary contigs, consistent with assembly fragmentation (Table 1). No transposase, integrase, prophage or relaxase gene is detected in ±15 kb flanking any MICP-complete cluster (Supplementary Table S3).</w:t>
       </w:r>
     </w:p>
     <w:bookmarkEnd w:id="11"/>
-    <w:bookmarkStart w:id="12" w:name="X1f52c185367d692a9cffa6b67f677e26f00a7c2"/>
+    <w:bookmarkStart w:id="12" w:name="X8991d62bbd709c91638cc576af73feedfe21f70"/>
     <w:p>
       <w:pPr>
         <w:pStyle w:val="Heading3"/>
       </w:pPr>
       <w:r>
-        <w:t xml:space="preserve">Figure 4 | DRAM metabolic-module heat map and hero-vs-rest comparison of MICP-critical modules.</w:t>
+        <w:t xml:space="preserve">Figure 4 | DRAM metabolic-module heat map and MICP-complete-vs-rest comparison of MICP-critical modules.</w:t>
       </w:r>
     </w:p>
     <w:p>
@@ -833,7 +833,7 @@
         <w:t xml:space="preserve">distill/product.tsv</w:t>
       </w:r>
       <w:r>
-        <w:t xml:space="preserve">) for 111 MAGs × 35 curated KEGG/custom modules spanning central carbon metabolism, nitrogen metabolism, stress response, vitamin (cobalamin / B12) biosynthesis, and CAZyme categories. Row labels give MAG identifier and GTDB genus; hero-lineage rows are highlighted in red bold. Colour intensity encodes fractional module completeness (0 to 1). Housekeeping modules (glycolysis, TCA, fatty-acid biosynthesis) are comparably complete in hero and non-hero MAGs.</w:t>
+        <w:t xml:space="preserve">) for 111 MAGs × 35 curated KEGG/custom modules spanning central carbon metabolism, nitrogen metabolism, stress response, vitamin (cobalamin / B12) biosynthesis, and CAZyme categories. Row labels give MAG identifier and GTDB genus; MICP-complete rows are highlighted in red bold. Colour intensity encodes fractional module completeness (0 to 1). Housekeeping modules (glycolysis, TCA, fatty-acid biosynthesis) are comparably complete in MICP-complete and non-MICP-complete MAGs.</w:t>
       </w:r>
       <w:r>
         <w:t xml:space="preserve"> </w:t>
@@ -849,7 +849,7 @@
         <w:t xml:space="preserve"> </w:t>
       </w:r>
       <w:r>
-        <w:t xml:space="preserve">Mean module completeness of MICP-critical modules (urease, carbonic anhydrase, nitrogen metabolism, Na⁺/H⁺ antiport, cobalamin biosynthesis, CAZymes/carbohydrate metabolism) in hero MAGs (red, n = 6) versus the remaining MAGs (grey, n = 105).</w:t>
+        <w:t xml:space="preserve">Mean module completeness of MICP-critical modules (urease, carbonic anhydrase, nitrogen metabolism, Na⁺/H⁺ antiport, cobalamin biosynthesis, CAZymes/carbohydrate metabolism) in MICP-complete MAGs (red, n = 6) versus the remaining MAGs (grey, n = 105).</w:t>
       </w:r>
     </w:p>
     <w:bookmarkEnd w:id="12"/>
@@ -1027,7 +1027,7 @@
         <w:t xml:space="preserve"> </w:t>
       </w:r>
       <w:r>
-        <w:t xml:space="preserve">Novelty screen within the 111-MAG panel. Each MAG is one point; the y-axis is the GTDB closest-reference ANI, and the dashed red line marks the 95 % species cutoff. Hero-lineage MAGs are enlarged and red-labelled. Twenty-one of 111 MAGs fall below 95 %, including S13 and S16 (no species-level ANI available).</w:t>
+        <w:t xml:space="preserve">Novelty screen within the 111-MAG panel. Each MAG is one point; the y-axis is the GTDB closest-reference ANI, and the dashed red line marks the 95 % species cutoff. MICP-complete MAGs are enlarged and red-labelled. Twenty-one of 111 MAGs fall below 95 %, including S13 and S16 (no species-level ANI available).</w:t>
       </w:r>
       <w:r>
         <w:t xml:space="preserve"> </w:t>
@@ -1137,13 +1137,13 @@
       </w:r>
     </w:p>
     <w:bookmarkEnd w:id="13"/>
-    <w:bookmarkStart w:id="14" w:name="Xed3472ef6d18e024fad45c881cde15f74758ee2"/>
+    <w:bookmarkStart w:id="14" w:name="Xbb7be1dd5a92c827a09c3cfc1c9c8d7ea5f6fb0"/>
     <w:p>
       <w:pPr>
         <w:pStyle w:val="Heading3"/>
       </w:pPr>
       <w:r>
-        <w:t xml:space="preserve">Figure 6 | Permutation-tested hero-vs-rest enrichment of trait modules.</w:t>
+        <w:t xml:space="preserve">Figure 6 | Permutation-tested MICP-complete-vs-rest enrichment of trait modules.</w:t>
       </w:r>
     </w:p>
     <w:p>
@@ -1248,7 +1248,7 @@
         <w:t xml:space="preserve"> </w:t>
       </w:r>
       <w:r>
-        <w:t xml:space="preserve">n.s. Modules significantly enriched in the hero lineage include Mrp complex (FC 10.85), CBM (9.78), oxidative-stress defence (4.76), glycoside hydrolase (4.66), quorum sensing (2.13) and Na⁺/H⁺ antiporter (2.30). Complete statistics in Supplementary Table S2 (</w:t>
+        <w:t xml:space="preserve">n.s. Modules significantly enriched in the MICP-complete lineage include Mrp complex (FC 10.85), CBM (9.78), oxidative-stress defence (4.76), glycoside hydrolase (4.66), quorum sensing (2.13) and Na⁺/H⁺ antiporter (2.30). Complete statistics in Supplementary Table S2 (</w:t>
       </w:r>
       <w:r>
         <w:rPr>
@@ -1378,7 +1378,7 @@
         <w:t xml:space="preserve"> </w:t>
       </w:r>
       <w:r>
-        <w:t xml:space="preserve">Jaccard-based Principal Coordinates Analysis of Panaroo gene presence/absence (filtered to 9,668 genes at 5–95 % prevalence). Points are coloured by waste source (red cattle, blue swine, green sheep, orange poultry); hero-lineage MAGs are highlighted with an open red ring and label. PERMANOVA identifies GTDB genus as the dominant structuring variable (pseudo-F = 8.21, p = 0.001) but only weak differentiation by waste source (pseudo-F = 1.25, p = 0.11).</w:t>
+        <w:t xml:space="preserve">Jaccard-based Principal Coordinates Analysis of Panaroo gene presence/absence (filtered to 9,668 genes at 5–95 % prevalence). Points are coloured by waste source (red cattle, blue swine, green sheep, orange poultry); MICP-complete MAGs are highlighted with an open red ring and label. PERMANOVA identifies GTDB genus as the dominant structuring variable (pseudo-F = 8.21, p = 0.001) but only weak differentiation by waste source (pseudo-F = 1.25, p = 0.11).</w:t>
       </w:r>
       <w:r>
         <w:t xml:space="preserve"> </w:t>
@@ -1394,7 +1394,7 @@
         <w:t xml:space="preserve"> </w:t>
       </w:r>
       <w:r>
-        <w:t xml:space="preserve">Euclidean PCoA of per-10³-CDS-normalised counts across 38 trait-module subcategories. In contrast to panel (a), trait distribution is strongly structured by waste source (PERMANOVA pseudo-F = 34.19, p = 0.001). Hero-lineage MAGs consistently project onto the</w:t>
+        <w:t xml:space="preserve">Euclidean PCoA of per-10³-CDS-normalised counts across 38 trait-module subcategories. In contrast to panel (a), trait distribution is strongly structured by waste source (PERMANOVA pseudo-F = 34.19, p = 0.001). MICP-complete MAGs consistently project onto the</w:t>
       </w:r>
       <w:r>
         <w:t xml:space="preserve"> </w:t>
@@ -1497,7 +1497,7 @@
         <w:t xml:space="preserve"> </w:t>
       </w:r>
       <w:r>
-        <w:t xml:space="preserve">Keyword-based EPS/biofilm heat map (per 10³ CDS) covering pel, psl, pga, cellulose (bcs), alginate (alg), curli (csg), colanic (wca), capsule (wz*/cps), adhesin/autotransporter, and quorum-sensing subcategories. Hero-lineage rows red bold.</w:t>
+        <w:t xml:space="preserve">Keyword-based EPS/biofilm heat map (per 10³ CDS) covering pel, psl, pga, cellulose (bcs), alginate (alg), curli (csg), colanic (wca), capsule (wz*/cps), adhesin/autotransporter, and quorum-sensing subcategories. MICP-complete rows red bold.</w:t>
       </w:r>
     </w:p>
     <w:bookmarkEnd w:id="17"/>
@@ -1870,7 +1870,7 @@
         <w:t xml:space="preserve"> </w:t>
       </w:r>
       <w:r>
-        <w:t xml:space="preserve">Keyword-based CAZy proxy heat map and dbCAN-derived class-level and family-level profiles. Both approaches identify hero-lineage enrichment of glycoside hydrolases and carbohydrate-binding modules.</w:t>
+        <w:t xml:space="preserve">Keyword-based CAZy proxy heat map and dbCAN-derived class-level and family-level profiles. Both approaches identify MICP-complete enrichment of glycoside hydrolases and carbohydrate-binding modules.</w:t>
       </w:r>
     </w:p>
     <w:bookmarkEnd w:id="20"/>
@@ -1962,13 +1962,13 @@
       </w:r>
     </w:p>
     <w:bookmarkEnd w:id="21"/>
-    <w:bookmarkStart w:id="22" w:name="X4b4279f941ed1a9d75c4cba0d4dd57a74ea43ce"/>
+    <w:bookmarkStart w:id="22" w:name="Xb0ed4248c19e4657cf3f59e9c6df89015511657"/>
     <w:p>
       <w:pPr>
         <w:pStyle w:val="Heading3"/>
       </w:pPr>
       <w:r>
-        <w:t xml:space="preserve">Figure S6 | Pairwise ANI within hero lineages.</w:t>
+        <w:t xml:space="preserve">Figure S6 | Pairwise ANI within MICP-complete lineages.</w:t>
       </w:r>
     </w:p>
     <w:p>
@@ -1988,7 +1988,7 @@
           <w:i/>
           <w:iCs/>
         </w:rPr>
-        <w:t xml:space="preserve">extra/Fig_T2d_HeroANI.png</w:t>
+        <w:t xml:space="preserve">extra/Fig_T2d_MICP-completeANI.png</w:t>
       </w:r>
       <w:r>
         <w:rPr>
@@ -2023,7 +2023,7 @@
         <w:t xml:space="preserve"> </w:t>
       </w:r>
       <w:r>
-        <w:t xml:space="preserve">skani whole-genome ANI heat map among the six hero-lineage MAGs.</w:t>
+        <w:t xml:space="preserve">skani whole-genome ANI heat map among the six MICP-complete MAGs.</w:t>
       </w:r>
     </w:p>
     <w:bookmarkEnd w:id="22"/>
@@ -2088,7 +2088,7 @@
         <w:t xml:space="preserve"> </w:t>
       </w:r>
       <w:r>
-        <w:t xml:space="preserve">ML UreC gene tree (n = 46 ureC-encoding MAGs) with ultrafast bootstrap support. Hero-lineage tips marked. The gene tree is topologically incongruent with the GTDB-Tk bac120 species tree (normalised Robinson–Foulds = 0.58; SH test rejecting species tree against the</w:t>
+        <w:t xml:space="preserve">ML UreC gene tree (n = 46 ureC-encoding MAGs) with ultrafast bootstrap support. MICP-complete tips marked. The gene tree is topologically incongruent with the GTDB-Tk bac120 species tree (normalised Robinson–Foulds = 0.58; SH test rejecting species tree against the</w:t>
       </w:r>
       <w:r>
         <w:t xml:space="preserve"> </w:t>
@@ -2104,7 +2104,7 @@
         <w:t xml:space="preserve"> </w:t>
       </w:r>
       <w:r>
-        <w:t xml:space="preserve">alignment, p &lt; 0.001), indicating lineage-specific evolutionary dynamics on urease. Within each hero lineage the topology is consistent with vertical inheritance.</w:t>
+        <w:t xml:space="preserve">alignment, p &lt; 0.001), indicating lineage-specific evolutionary dynamics on urease. Within each MICP-complete lineage the topology is consistent with vertical inheritance.</w:t>
       </w:r>
     </w:p>
     <w:p>
@@ -2169,7 +2169,7 @@
         <w:rPr>
           <w:rStyle w:val="VerbatimChar"/>
         </w:rPr>
-        <w:t xml:space="preserve">research/revision/hero_cluster_audit.csv</w:t>
+        <w:t xml:space="preserve">research/revision/MICP-complete_cluster_audit.csv</w:t>
       </w:r>
       <w:r>
         <w:t xml:space="preserve">.) Per-MAG waste source, genome size, N50, scaffold/contig counts, GC, CDS/tRNA/rRNA counts, GTDB classification, closest-reference ANI; expanded MIGS-lite view for the six</w:t>
@@ -2188,7 +2188,7 @@
         <w:t xml:space="preserve"> </w:t>
       </w:r>
       <w:r>
-        <w:t xml:space="preserve">MAGs; and per-hero cluster-contiguity audit.</w:t>
+        <w:t xml:space="preserve">MAGs; and per-MICP-complete cluster-contiguity audit.</w:t>
       </w:r>
     </w:p>
     <w:bookmarkEnd w:id="25"/>
@@ -2243,13 +2243,13 @@
       </w:r>
     </w:p>
     <w:bookmarkEnd w:id="26"/>
-    <w:bookmarkStart w:id="27" w:name="X62c05729cd0c7269cf61d40a4e4fa87f19f5bc0"/>
+    <w:bookmarkStart w:id="27" w:name="Xfb700c68403a05d55b3d5b0baab105312fbb76f"/>
     <w:p>
       <w:pPr>
         <w:pStyle w:val="Heading3"/>
       </w:pPr>
       <w:r>
-        <w:t xml:space="preserve">Table S3 | Mobile-element and GC analysis of the hero</w:t>
+        <w:t xml:space="preserve">Table S3 | Mobile-element and GC analysis of the MICP-complete</w:t>
       </w:r>
       <w:r>
         <w:t xml:space="preserve"> </w:t>
@@ -2291,22 +2291,22 @@
         <w:rPr>
           <w:rStyle w:val="VerbatimChar"/>
         </w:rPr>
-        <w:t xml:space="preserve">research/revision/hero_cluster_audit.csv</w:t>
-      </w:r>
-      <w:r>
-        <w:t xml:space="preserve">,</w:t>
-      </w:r>
-      <w:r>
-        <w:t xml:space="preserve"> </w:t>
-      </w:r>
-      <w:r>
-        <w:rPr>
-          <w:rStyle w:val="VerbatimChar"/>
-        </w:rPr>
-        <w:t xml:space="preserve">research/revision/hero_gene_contig_distribution.csv</w:t>
-      </w:r>
-      <w:r>
-        <w:t xml:space="preserve">.) Hero-MAG coordinates of the main</w:t>
+        <w:t xml:space="preserve">research/revision/MICP-complete_cluster_audit.csv</w:t>
+      </w:r>
+      <w:r>
+        <w:t xml:space="preserve">,</w:t>
+      </w:r>
+      <w:r>
+        <w:t xml:space="preserve"> </w:t>
+      </w:r>
+      <w:r>
+        <w:rPr>
+          <w:rStyle w:val="VerbatimChar"/>
+        </w:rPr>
+        <w:t xml:space="preserve">research/revision/MICP-complete_gene_contig_distribution.csv</w:t>
+      </w:r>
+      <w:r>
+        <w:t xml:space="preserve">.) MICP-complete-MAG coordinates of the main</w:t>
       </w:r>
       <w:r>
         <w:t xml:space="preserve"> </w:t>
@@ -2354,7 +2354,7 @@
         <w:t xml:space="preserve"> </w:t>
       </w:r>
       <w:r>
-        <w:t xml:space="preserve">copy in every hero MAG.</w:t>
+        <w:t xml:space="preserve">copy in every MICP-complete MAG.</w:t>
       </w:r>
     </w:p>
     <w:bookmarkEnd w:id="27"/>
@@ -2547,22 +2547,22 @@
         <w:rPr>
           <w:rStyle w:val="VerbatimChar"/>
         </w:rPr>
-        <w:t xml:space="preserve">dbCAN_hero_vs_rest_class.csv</w:t>
-      </w:r>
-      <w:r>
-        <w:t xml:space="preserve">,</w:t>
-      </w:r>
-      <w:r>
-        <w:t xml:space="preserve"> </w:t>
-      </w:r>
-      <w:r>
-        <w:rPr>
-          <w:rStyle w:val="VerbatimChar"/>
-        </w:rPr>
-        <w:t xml:space="preserve">dbCAN_hero_vs_rest_family.csv</w:t>
-      </w:r>
-      <w:r>
-        <w:t xml:space="preserve">.) CAZy class- and family-level counts and hero-vs-rest comparison derived from the DRAM dbCAN annotation column.</w:t>
+        <w:t xml:space="preserve">dbCAN_MICP-complete_vs_rest_class.csv</w:t>
+      </w:r>
+      <w:r>
+        <w:t xml:space="preserve">,</w:t>
+      </w:r>
+      <w:r>
+        <w:t xml:space="preserve"> </w:t>
+      </w:r>
+      <w:r>
+        <w:rPr>
+          <w:rStyle w:val="VerbatimChar"/>
+        </w:rPr>
+        <w:t xml:space="preserve">dbCAN_MICP-complete_vs_rest_family.csv</w:t>
+      </w:r>
+      <w:r>
+        <w:t xml:space="preserve">.) CAZy class- and family-level counts and MICP-complete-vs-rest comparison derived from the DRAM dbCAN annotation column.</w:t>
       </w:r>
     </w:p>
     <w:bookmarkEnd w:id="30"/>

--- a/manuscript/Figure_legends_v2.docx
+++ b/manuscript/Figure_legends_v2.docx
@@ -1394,7 +1394,7 @@
         <w:t xml:space="preserve"> </w:t>
       </w:r>
       <w:r>
-        <w:t xml:space="preserve">Euclidean PCoA of per-10³-CDS-normalised counts across 38 trait-module subcategories. In contrast to panel (a), trait distribution is strongly structured by waste source (PERMANOVA pseudo-F = 34.19, p = 0.001). MICP-complete MAGs consistently project onto the</w:t>
+        <w:t xml:space="preserve">Z-score–standardised Euclidean PCoA of per-10³-CDS-normalised counts across 38 trait-module subcategories (z-scoring prevents a single high-abundance module from dominating the first principal coordinate). Trait distribution is significantly structured by waste source (PERMANOVA pseudo-F = 2.71, p = 0.001). MICP-complete MAGs consistently project onto the</w:t>
       </w:r>
       <w:r>
         <w:t xml:space="preserve"> </w:t>
@@ -1436,13 +1436,13 @@
         <w:t xml:space="preserve">Supplementary figures</w:t>
       </w:r>
     </w:p>
-    <w:bookmarkStart w:id="17" w:name="X5cec45ac5acae7c05c6663a264b2439597e784c"/>
+    <w:bookmarkStart w:id="17" w:name="X100ba42621b6637d7dda6584e2f4c789ae3b993"/>
     <w:p>
       <w:pPr>
         <w:pStyle w:val="Heading3"/>
       </w:pPr>
       <w:r>
-        <w:t xml:space="preserve">Figure S1 | Biofilm / EPS gene modules across the 111-MAG panel.</w:t>
+        <w:t xml:space="preserve">Figure S1 | Biofilm / EPS gene modules (genus-aggregated).</w:t>
       </w:r>
     </w:p>
     <w:p>
@@ -1462,7 +1462,7 @@
           <w:i/>
           <w:iCs/>
         </w:rPr>
-        <w:t xml:space="preserve">extra/Fig_T1a_Biofilm_EPS_heatmap.png</w:t>
+        <w:t xml:space="preserve">Figure_S1.png</w:t>
       </w:r>
       <w:r>
         <w:rPr>
@@ -1497,17 +1497,40 @@
         <w:t xml:space="preserve"> </w:t>
       </w:r>
       <w:r>
-        <w:t xml:space="preserve">Keyword-based EPS/biofilm heat map (per 10³ CDS) covering pel, psl, pga, cellulose (bcs), alginate (alg), curli (csg), colanic (wca), capsule (wz*/cps), adhesin/autotransporter, and quorum-sensing subcategories. MICP-complete rows red bold.</w:t>
+        <w:t xml:space="preserve">Genus-aggregated heat map (mean gene hits per 10³ CDS, log₁₀-transformed for readability) of ten EPS/biofilm subcategories (pel, psl, pga, cellulose/bcs, alginate/alg, curli/csg, colanic/wca, capsule/wz*, adhesin/autotransporter, quorum sensing) across the nine GTDB-Tk genera with ≥ 2 MAGs. Genera containing MICP-complete lineage members (</w:t>
+      </w:r>
+      <w:r>
+        <w:rPr>
+          <w:i/>
+          <w:iCs/>
+        </w:rPr>
+        <w:t xml:space="preserve">Sphingobacterium</w:t>
+      </w:r>
+      <w:r>
+        <w:t xml:space="preserve">,</w:t>
+      </w:r>
+      <w:r>
+        <w:t xml:space="preserve"> </w:t>
+      </w:r>
+      <w:r>
+        <w:rPr>
+          <w:i/>
+          <w:iCs/>
+        </w:rPr>
+        <w:t xml:space="preserve">Pseudomonas</w:t>
+      </w:r>
+      <w:r>
+        <w:t xml:space="preserve">_E) are placed at the top and rendered in red bold.</w:t>
       </w:r>
     </w:p>
     <w:bookmarkEnd w:id="17"/>
-    <w:bookmarkStart w:id="18" w:name="Xb9af130ca78e79ff2ca30de0cf8bc3cae98b63c"/>
+    <w:bookmarkStart w:id="18" w:name="Xfa1bd77a2c23ceb8592dd920a9fcd2ad5f0febf"/>
     <w:p>
       <w:pPr>
         <w:pStyle w:val="Heading3"/>
       </w:pPr>
       <w:r>
-        <w:t xml:space="preserve">Figure S2 | Ammonia-handling and nitrogen-assimilation modules.</w:t>
+        <w:t xml:space="preserve">Figure S2 | Ammonia-handling and nitrogen-assimilation modules (genus-aggregated).</w:t>
       </w:r>
     </w:p>
     <w:p>
@@ -1527,7 +1550,7 @@
           <w:i/>
           <w:iCs/>
         </w:rPr>
-        <w:t xml:space="preserve">extra/Fig_T1b_Ammonia_detox_heatmap.png</w:t>
+        <w:t xml:space="preserve">Figure_S2.png</w:t>
       </w:r>
       <w:r>
         <w:rPr>
@@ -1562,17 +1585,17 @@
         <w:t xml:space="preserve"> </w:t>
       </w:r>
       <w:r>
-        <w:t xml:space="preserve">Heat map of urea transport (urt, urea transporter), GS-GOGAT (glnA, gltBD), GDH, AmtB, PII regulators (glnB/K) and nitrate/nitrite reductase pathways.</w:t>
+        <w:t xml:space="preserve">Genus-aggregated heat map (log₁₀-scaled) covering urea transport (urtABC, urea transporter), GS–GOGAT (glnA, gltBD), GDH (gdhA), AmtB, PII regulators (glnB/K) and nitrate/nitrite reductase pathways.</w:t>
       </w:r>
     </w:p>
     <w:bookmarkEnd w:id="18"/>
-    <w:bookmarkStart w:id="19" w:name="X147a0854000d6ee2654e899492ebad4fbd338d0"/>
+    <w:bookmarkStart w:id="19" w:name="Xbde05f55367d3f0035b10c812acdd671a34c437"/>
     <w:p>
       <w:pPr>
         <w:pStyle w:val="Heading3"/>
       </w:pPr>
       <w:r>
-        <w:t xml:space="preserve">Figure S3 | Alkaline and osmotic-stress tolerance modules.</w:t>
+        <w:t xml:space="preserve">Figure S3 | Alkaline and osmotic-stress tolerance modules (genus-aggregated).</w:t>
       </w:r>
     </w:p>
     <w:p>
@@ -1592,7 +1615,7 @@
           <w:i/>
           <w:iCs/>
         </w:rPr>
-        <w:t xml:space="preserve">extra/Fig_T2a_Alkaline_stress_heatmap.png</w:t>
+        <w:t xml:space="preserve">Figure_S3.png</w:t>
       </w:r>
       <w:r>
         <w:rPr>
@@ -1627,141 +1650,7 @@
         <w:t xml:space="preserve"> </w:t>
       </w:r>
       <w:r>
-        <w:t xml:space="preserve">Per-MAG counts of</w:t>
-      </w:r>
-      <w:r>
-        <w:t xml:space="preserve"> </w:t>
-      </w:r>
-      <w:r>
-        <w:rPr>
-          <w:i/>
-          <w:iCs/>
-        </w:rPr>
-        <w:t xml:space="preserve">nhaA–C</w:t>
-      </w:r>
-      <w:r>
-        <w:t xml:space="preserve">, Mrp complex, Kdp / Trk K⁺ uptake, compatible-solute biosynthesis (</w:t>
-      </w:r>
-      <w:r>
-        <w:rPr>
-          <w:i/>
-          <w:iCs/>
-        </w:rPr>
-        <w:t xml:space="preserve">opu</w:t>
-      </w:r>
-      <w:r>
-        <w:t xml:space="preserve">,</w:t>
-      </w:r>
-      <w:r>
-        <w:t xml:space="preserve"> </w:t>
-      </w:r>
-      <w:r>
-        <w:rPr>
-          <w:i/>
-          <w:iCs/>
-        </w:rPr>
-        <w:t xml:space="preserve">pro</w:t>
-      </w:r>
-      <w:r>
-        <w:t xml:space="preserve">,</w:t>
-      </w:r>
-      <w:r>
-        <w:t xml:space="preserve"> </w:t>
-      </w:r>
-      <w:r>
-        <w:rPr>
-          <w:i/>
-          <w:iCs/>
-        </w:rPr>
-        <w:t xml:space="preserve">betA/B</w:t>
-      </w:r>
-      <w:r>
-        <w:t xml:space="preserve">,</w:t>
-      </w:r>
-      <w:r>
-        <w:t xml:space="preserve"> </w:t>
-      </w:r>
-      <w:r>
-        <w:rPr>
-          <w:i/>
-          <w:iCs/>
-        </w:rPr>
-        <w:t xml:space="preserve">ect</w:t>
-      </w:r>
-      <w:r>
-        <w:t xml:space="preserve">), chaperones (</w:t>
-      </w:r>
-      <w:r>
-        <w:rPr>
-          <w:i/>
-          <w:iCs/>
-        </w:rPr>
-        <w:t xml:space="preserve">groEL/ES</w:t>
-      </w:r>
-      <w:r>
-        <w:t xml:space="preserve">,</w:t>
-      </w:r>
-      <w:r>
-        <w:t xml:space="preserve"> </w:t>
-      </w:r>
-      <w:r>
-        <w:rPr>
-          <w:i/>
-          <w:iCs/>
-        </w:rPr>
-        <w:t xml:space="preserve">dnaK/J</w:t>
-      </w:r>
-      <w:r>
-        <w:t xml:space="preserve">,</w:t>
-      </w:r>
-      <w:r>
-        <w:t xml:space="preserve"> </w:t>
-      </w:r>
-      <w:r>
-        <w:rPr>
-          <w:i/>
-          <w:iCs/>
-        </w:rPr>
-        <w:t xml:space="preserve">clpB</w:t>
-      </w:r>
-      <w:r>
-        <w:t xml:space="preserve">) and oxidative-stress defences (</w:t>
-      </w:r>
-      <w:r>
-        <w:rPr>
-          <w:i/>
-          <w:iCs/>
-        </w:rPr>
-        <w:t xml:space="preserve">katA/B/G</w:t>
-      </w:r>
-      <w:r>
-        <w:t xml:space="preserve">,</w:t>
-      </w:r>
-      <w:r>
-        <w:t xml:space="preserve"> </w:t>
-      </w:r>
-      <w:r>
-        <w:rPr>
-          <w:i/>
-          <w:iCs/>
-        </w:rPr>
-        <w:t xml:space="preserve">sodA/B/C</w:t>
-      </w:r>
-      <w:r>
-        <w:t xml:space="preserve">,</w:t>
-      </w:r>
-      <w:r>
-        <w:t xml:space="preserve"> </w:t>
-      </w:r>
-      <w:r>
-        <w:rPr>
-          <w:i/>
-          <w:iCs/>
-        </w:rPr>
-        <w:t xml:space="preserve">ahpCF</w:t>
-      </w:r>
-      <w:r>
-        <w:t xml:space="preserve">).</w:t>
+        <w:t xml:space="preserve">Genus-aggregated heat map (log₁₀-scaled) of Na⁺/H⁺ antiporter (nhaA–C), Mrp multi-subunit antiporter complex, Kdp / Trk K⁺ uptake, compatible-solute biosynthesis (opu, pro, betA/B, ect), chaperones (groEL/ES, dnaK/J, clpB) and oxidative-stress defences (katA/B/G, sodA/B/C, ahpCF).</w:t>
       </w:r>
     </w:p>
     <w:bookmarkEnd w:id="19"/>
@@ -1791,7 +1680,94 @@
           <w:i/>
           <w:iCs/>
         </w:rPr>
-        <w:t xml:space="preserve">extra/Fig_T2b_CAZyme_heatmap.png</w:t>
+        <w:t xml:space="preserve">Figure_S4a_keyword.png</w:t>
+      </w:r>
+      <w:r>
+        <w:rPr>
+          <w:i/>
+          <w:iCs/>
+        </w:rPr>
+        <w:t xml:space="preserve">,</w:t>
+      </w:r>
+      <w:r>
+        <w:rPr>
+          <w:i/>
+          <w:iCs/>
+        </w:rPr>
+        <w:t xml:space="preserve"> </w:t>
+      </w:r>
+      <w:r>
+        <w:rPr>
+          <w:rStyle w:val="VerbatimChar"/>
+          <w:i/>
+          <w:iCs/>
+        </w:rPr>
+        <w:t xml:space="preserve">Figure_S4b_dbCAN_classes.png</w:t>
+      </w:r>
+      <w:r>
+        <w:rPr>
+          <w:i/>
+          <w:iCs/>
+        </w:rPr>
+        <w:t xml:space="preserve">,</w:t>
+      </w:r>
+      <w:r>
+        <w:rPr>
+          <w:i/>
+          <w:iCs/>
+        </w:rPr>
+        <w:t xml:space="preserve"> </w:t>
+      </w:r>
+      <w:r>
+        <w:rPr>
+          <w:rStyle w:val="VerbatimChar"/>
+          <w:i/>
+          <w:iCs/>
+        </w:rPr>
+        <w:t xml:space="preserve">Figure_S4c_dbCAN_families.png</w:t>
+      </w:r>
+      <w:r>
+        <w:rPr>
+          <w:i/>
+          <w:iCs/>
+        </w:rPr>
+        <w:t xml:space="preserve">)</w:t>
+      </w:r>
+      <w:r>
+        <w:t xml:space="preserve"> </w:t>
+      </w:r>
+      <w:r>
+        <w:t xml:space="preserve">Keyword-based CAZy proxy heat map and independent DRAM/dbCAN-derived class-level and family-level profiles. Both approaches identify MICP-complete-lineage enrichment of glycoside hydrolases and carbohydrate-binding modules.</w:t>
+      </w:r>
+    </w:p>
+    <w:bookmarkEnd w:id="20"/>
+    <w:bookmarkStart w:id="21" w:name="X0d8560f8d0751e414d9db47990f4675bdcd961e"/>
+    <w:p>
+      <w:pPr>
+        <w:pStyle w:val="Heading3"/>
+      </w:pPr>
+      <w:r>
+        <w:t xml:space="preserve">Figure S5 | Heavy-metal and antibiotic-resistance gene modules (genus-aggregated).</w:t>
+      </w:r>
+    </w:p>
+    <w:p>
+      <w:pPr>
+        <w:pStyle w:val="FirstParagraph"/>
+      </w:pPr>
+      <w:r>
+        <w:rPr>
+          <w:i/>
+          <w:iCs/>
+        </w:rPr>
+        <w:t xml:space="preserve">(</w:t>
+      </w:r>
+      <w:r>
+        <w:rPr>
+          <w:rStyle w:val="VerbatimChar"/>
+          <w:i/>
+          <w:iCs/>
+        </w:rPr>
+        <w:t xml:space="preserve">Figure_S5.png</w:t>
       </w:r>
       <w:r>
         <w:rPr>
@@ -1820,145 +1796,13 @@
           <w:i/>
           <w:iCs/>
         </w:rPr>
-        <w:t xml:space="preserve">;</w:t>
-      </w:r>
-      <w:r>
-        <w:rPr>
-          <w:i/>
-          <w:iCs/>
-        </w:rPr>
-        <w:t xml:space="preserve"> </w:t>
-      </w:r>
-      <w:r>
-        <w:rPr>
-          <w:rStyle w:val="VerbatimChar"/>
-          <w:i/>
-          <w:iCs/>
-        </w:rPr>
-        <w:t xml:space="preserve">revision/Fig_dbCAN_classes.png</w:t>
-      </w:r>
-      <w:r>
-        <w:rPr>
-          <w:i/>
-          <w:iCs/>
-        </w:rPr>
-        <w:t xml:space="preserve">,</w:t>
-      </w:r>
-      <w:r>
-        <w:rPr>
-          <w:i/>
-          <w:iCs/>
-        </w:rPr>
-        <w:t xml:space="preserve"> </w:t>
-      </w:r>
-      <w:r>
-        <w:rPr>
-          <w:rStyle w:val="VerbatimChar"/>
-          <w:i/>
-          <w:iCs/>
-        </w:rPr>
-        <w:t xml:space="preserve">revision/Fig_dbCAN_topFamilies.png</w:t>
-      </w:r>
-      <w:r>
-        <w:rPr>
-          <w:i/>
-          <w:iCs/>
-        </w:rPr>
         <w:t xml:space="preserve">)</w:t>
       </w:r>
       <w:r>
         <w:t xml:space="preserve"> </w:t>
       </w:r>
       <w:r>
-        <w:t xml:space="preserve">Keyword-based CAZy proxy heat map and dbCAN-derived class-level and family-level profiles. Both approaches identify MICP-complete enrichment of glycoside hydrolases and carbohydrate-binding modules.</w:t>
-      </w:r>
-    </w:p>
-    <w:bookmarkEnd w:id="20"/>
-    <w:bookmarkStart w:id="21" w:name="Xb83b25db44490160c281bba94175869c92956cb"/>
-    <w:p>
-      <w:pPr>
-        <w:pStyle w:val="Heading3"/>
-      </w:pPr>
-      <w:r>
-        <w:t xml:space="preserve">Figure S5 | Heavy-metal and antibiotic-resistance gene modules.</w:t>
-      </w:r>
-    </w:p>
-    <w:p>
-      <w:pPr>
-        <w:pStyle w:val="FirstParagraph"/>
-      </w:pPr>
-      <w:r>
-        <w:rPr>
-          <w:i/>
-          <w:iCs/>
-        </w:rPr>
-        <w:t xml:space="preserve">(</w:t>
-      </w:r>
-      <w:r>
-        <w:rPr>
-          <w:rStyle w:val="VerbatimChar"/>
-          <w:i/>
-          <w:iCs/>
-        </w:rPr>
-        <w:t xml:space="preserve">extra/Fig_T2c_MetalAMR_heatmap.png</w:t>
-      </w:r>
-      <w:r>
-        <w:rPr>
-          <w:i/>
-          <w:iCs/>
-        </w:rPr>
-        <w:t xml:space="preserve">,</w:t>
-      </w:r>
-      <w:r>
-        <w:rPr>
-          <w:i/>
-          <w:iCs/>
-        </w:rPr>
-        <w:t xml:space="preserve"> </w:t>
-      </w:r>
-      <w:r>
-        <w:rPr>
-          <w:rStyle w:val="VerbatimChar"/>
-          <w:i/>
-          <w:iCs/>
-        </w:rPr>
-        <w:t xml:space="preserve">.pdf</w:t>
-      </w:r>
-      <w:r>
-        <w:rPr>
-          <w:i/>
-          <w:iCs/>
-        </w:rPr>
-        <w:t xml:space="preserve">)</w:t>
-      </w:r>
-      <w:r>
-        <w:t xml:space="preserve"> </w:t>
-      </w:r>
-      <w:r>
-        <w:t xml:space="preserve">Heavy-metal efflux (</w:t>
-      </w:r>
-      <w:r>
-        <w:rPr>
-          <w:i/>
-          <w:iCs/>
-        </w:rPr>
-        <w:t xml:space="preserve">czc, cop, cus, ars, mer, znt</w:t>
-      </w:r>
-      <w:r>
-        <w:t xml:space="preserve">), metallothioneins, β-lactamases, MDR efflux (</w:t>
-      </w:r>
-      <w:r>
-        <w:rPr>
-          <w:i/>
-          <w:iCs/>
-        </w:rPr>
-        <w:t xml:space="preserve">acr, mex,</w:t>
-      </w:r>
-      <w:r>
-        <w:t xml:space="preserve"> </w:t>
-      </w:r>
-      <w:r>
-        <w:t xml:space="preserve">MATE), aminoglycoside/tetracycline/macrolide determinants.</w:t>
+        <w:t xml:space="preserve">Genus-aggregated heat map (log₁₀-scaled) of heavy-metal efflux (czc, cop, cus, ars, mer, znt), metallothioneins, β-lactamases, broad MDR efflux (acr, mex, MATE) and aminoglycoside/tetracycline/macrolide determinants.</w:t>
       </w:r>
     </w:p>
     <w:bookmarkEnd w:id="21"/>
